--- a/courts/tenth-circuit/kansas/state/supreme-court/motion-brief/usage/OUTPUT-motion-brief.docx
+++ b/courts/tenth-circuit/kansas/state/supreme-court/motion-brief/usage/OUTPUT-motion-brief.docx
@@ -462,9 +462,7 @@
         <w:t xml:space="preserve"> </w:t>
       </w:r>
       <w:r>
-        <w:t xml:space="preserve">2021-CV</w:t>
-        <w:noBreakHyphen/>
-        <w:t xml:space="preserve">000299</w:t>
+        <w:t xml:space="preserve">2021-CV-⁠000299</w:t>
       </w:r>
     </w:p>
     <w:p>
@@ -550,13 +548,7 @@
         <w:pStyle w:val="BodyText"/>
       </w:pPr>
       <w:r>
-        <w:t xml:space="preserve">At issue in this appeal are subsections (a)⁠(2) and (a)⁠(3) of K.S.A. 25</w:t>
-      </w:r>
-      <w:r>
-        <w:noBreakHyphen/>
-      </w:r>
-      <w:r>
-        <w:t xml:space="preserve">2438, which make it a felony to not only knowingly misrepresent oneself as an election official but also to knowingly engage in conduct that</w:t>
+        <w:t xml:space="preserve">At issue in this appeal are subsections (a)⁠(2) and (a)⁠(3) of K.S.A. 25-⁠2438, which make it a felony to not only knowingly misrepresent oneself as an election official but also to knowingly engage in conduct that</w:t>
       </w:r>
       <w:r>
         <w:t xml:space="preserve"> </w:t>
@@ -640,13 +632,7 @@
         <w:t xml:space="preserve">Elrod v. Burns</w:t>
       </w:r>
       <w:r>
-        <w:t xml:space="preserve">, 427 U.S. 347, 373</w:t>
-      </w:r>
-      <w:r>
-        <w:noBreakHyphen/>
-      </w:r>
-      <w:r>
-        <w:t xml:space="preserve">74 (1976). This holds especially true in the context of voter outreach because</w:t>
+        <w:t xml:space="preserve">, 427 U.S. 347, 373-⁠74 (1976). This holds especially true in the context of voter outreach because</w:t>
       </w:r>
       <w:r>
         <w:t xml:space="preserve"> </w:t>
@@ -972,9 +958,7 @@
               <w:t xml:space="preserve"> </w:t>
             </w:r>
             <w:r>
-              <w:t xml:space="preserve">267</w:t>
-              <w:noBreakHyphen/>
-              <w:t xml:space="preserve">6115</w:t>
+              <w:t xml:space="preserve">267-⁠6115</w:t>
             </w:r>
           </w:p>
           <w:p>
@@ -1168,9 +1152,7 @@
               <w:t xml:space="preserve"> </w:t>
             </w:r>
             <w:r>
-              <w:t xml:space="preserve">968</w:t>
-              <w:noBreakHyphen/>
-              <w:t xml:space="preserve">4513</w:t>
+              <w:t xml:space="preserve">968-⁠4513</w:t>
             </w:r>
           </w:p>
           <w:p>
@@ -1286,9 +1268,7 @@
               <w:t xml:space="preserve"> </w:t>
             </w:r>
             <w:r>
-              <w:t xml:space="preserve">663</w:t>
-              <w:noBreakHyphen/>
-              <w:t xml:space="preserve">5408</w:t>
+              <w:t xml:space="preserve">663-⁠5408</w:t>
             </w:r>
           </w:p>
           <w:p>
@@ -1785,9 +1765,7 @@
         <w:t xml:space="preserve"> </w:t>
       </w:r>
       <w:r>
-        <w:t xml:space="preserve">67206</w:t>
-        <w:noBreakHyphen/>
-        <w:t xml:space="preserve">6639</w:t>
+        <w:t xml:space="preserve">67206-⁠6639</w:t>
       </w:r>
     </w:p>
     <w:p>
@@ -1887,9 +1865,7 @@
         <w:t xml:space="preserve"> </w:t>
       </w:r>
       <w:r>
-        <w:t xml:space="preserve">67206</w:t>
-        <w:noBreakHyphen/>
-        <w:t xml:space="preserve">6639</w:t>
+        <w:t xml:space="preserve">67206-⁠6639</w:t>
       </w:r>
     </w:p>
     <w:p>
@@ -1989,9 +1965,7 @@
         <w:t xml:space="preserve"> </w:t>
       </w:r>
       <w:r>
-        <w:t xml:space="preserve">67206</w:t>
-        <w:noBreakHyphen/>
-        <w:t xml:space="preserve">6639</w:t>
+        <w:t xml:space="preserve">67206-⁠6639</w:t>
       </w:r>
     </w:p>
     <w:p>
@@ -2091,9 +2065,7 @@
         <w:t xml:space="preserve"> </w:t>
       </w:r>
       <w:r>
-        <w:t xml:space="preserve">66612</w:t>
-        <w:noBreakHyphen/>
-        <w:t xml:space="preserve">1597</w:t>
+        <w:t xml:space="preserve">66612-⁠1597</w:t>
       </w:r>
     </w:p>
     <w:p>
@@ -2911,7 +2883,7 @@
     <w:qFormat/>
     <w:pPr>
       <w:keepLines/>
-      <w:spacing w:before="0" w:after="140" w:line="299" w:lineRule="exact"/>
+      <w:spacing w:before="23" w:after="140" w:line="299" w:lineRule="exact"/>
     </w:pPr>
     <w:rPr>
       <w:sz w:val="26"/>
